--- a/dist/contract-review-user-guide-v1.26.0.docx
+++ b/dist/contract-review-user-guide-v1.26.0.docx
@@ -846,7 +846,7 @@
                 <w:color w:val="263238"/>
                 <w:sz w:val="20"/>
               </w:rPr>
-              <w:t>관련 원문 찾음</w:t>
+              <w:t>계약서에 관련 문구 있음</w:t>
             </w:r>
           </w:p>
         </w:tc>
@@ -872,7 +872,7 @@
                 <w:color w:val="263238"/>
                 <w:sz w:val="20"/>
               </w:rPr>
-              <w:t>체크 항목과 관련된 계약서 위치를 찾았다는 뜻입니다. 문제없음이 확정된 것은 아닙니다.</w:t>
+              <w:t>체크 항목과 관련된 문구를 계약서에서 찾았다는 뜻입니다. 문제없음이 확정된 것은 아닙니다.</w:t>
             </w:r>
           </w:p>
         </w:tc>
@@ -900,7 +900,7 @@
                 <w:color w:val="263238"/>
                 <w:sz w:val="20"/>
               </w:rPr>
-              <w:t>원문 확인 필요</w:t>
+              <w:t>관련 문구인지 확인 필요</w:t>
             </w:r>
           </w:p>
         </w:tc>
@@ -926,7 +926,7 @@
                 <w:color w:val="263238"/>
                 <w:sz w:val="20"/>
               </w:rPr>
-              <w:t>관련 가능성이 있는 원문을 찾았지만 사람이 내용을 확인해야 합니다.</w:t>
+              <w:t>관련 가능성이 있는 문구를 찾았지만 사람이 내용을 확인해야 합니다.</w:t>
             </w:r>
           </w:p>
         </w:tc>
